--- a/papers/class9_v3/AMO_C9_L1_PracticePaper2_v3.docx
+++ b/papers/class9_v3/AMO_C9_L1_PracticePaper2_v3.docx
@@ -19988,7 +19988,24 @@
                 <w:i w:val="0"/>
                 <w:sz w:val="20"/>
               </w:rPr>
-              <w:t>The terms are 3 × (−2)ⁿ⁻¹: 3, −6, 12, −24, 48, −96, 192, … The term with 2⁵ is 3 × (−32) = −96, so 96 never appears.</w:t>
+              <w:t xml:space="preserve">The terms are 3 × (−2)</w:t>
+            </w:r>
+            <w:r>
+              <w:rPr>
+                <w:b w:val="0"/>
+                <w:sz w:val="20"/>
+                <w:i/>
+                <w:vertAlign w:val="superscript"/>
+              </w:rPr>
+              <w:t>n−1</w:t>
+            </w:r>
+            <w:r>
+              <w:rPr>
+                <w:b w:val="0"/>
+                <w:i w:val="0"/>
+                <w:sz w:val="20"/>
+              </w:rPr>
+              <w:t xml:space="preserve">: 3, −6, 12, −24, 48, −96, 192, … The term with 2⁵ is 3 × (−32) = −96, so 96 never appears.</w:t>
             </w:r>
           </w:p>
         </w:tc>
@@ -23968,7 +23985,24 @@
                 <w:i w:val="0"/>
                 <w:sz w:val="20"/>
               </w:rPr>
-              <w:t>aₙ = 3 × 2ⁿ⁻¹ − 1</w:t>
+              <w:t xml:space="preserve">aₙ = 3 × 2</w:t>
+            </w:r>
+            <w:r>
+              <w:rPr>
+                <w:b w:val="0"/>
+                <w:sz w:val="20"/>
+                <w:i/>
+                <w:vertAlign w:val="superscript"/>
+              </w:rPr>
+              <w:t>n−1</w:t>
+            </w:r>
+            <w:r>
+              <w:rPr>
+                <w:b w:val="0"/>
+                <w:i w:val="0"/>
+                <w:sz w:val="20"/>
+              </w:rPr>
+              <w:t xml:space="preserve"> − 1</w:t>
             </w:r>
           </w:p>
         </w:tc>
@@ -23998,7 +24032,24 @@
                 <w:i w:val="0"/>
                 <w:sz w:val="20"/>
               </w:rPr>
-              <w:t>The recursive rule gives 2, 5, 11, 23, 47, … The rule 3 × 2ⁿ⁻¹ − 1 gives 2, 5, 11, 23, 47, …; the other rules give 8, 10 and 9 for the third term.</w:t>
+              <w:t xml:space="preserve">The recursive rule gives 2, 5, 11, 23, 47, … The rule 3 × 2</w:t>
+            </w:r>
+            <w:r>
+              <w:rPr>
+                <w:b w:val="0"/>
+                <w:sz w:val="20"/>
+                <w:i/>
+                <w:vertAlign w:val="superscript"/>
+              </w:rPr>
+              <w:t>n−1</w:t>
+            </w:r>
+            <w:r>
+              <w:rPr>
+                <w:b w:val="0"/>
+                <w:i w:val="0"/>
+                <w:sz w:val="20"/>
+              </w:rPr>
+              <w:t xml:space="preserve"> − 1 gives 2, 5, 11, 23, 47, …; the other rules give 8, 10 and 9 for the third term.</w:t>
             </w:r>
           </w:p>
         </w:tc>
